--- a/DBMS EL/Synopsis.docx
+++ b/DBMS EL/Synopsis.docx
@@ -21,8 +21,6 @@
       <w:r>
         <w:t>, Bengaluru – 59 Department of Artificial Intelligence and Machine Database Management Systems (CD252IA)</w:t>
       </w:r>
-      <w:bookmarkStart w:id="0" w:name="_GoBack"/>
-      <w:bookmarkEnd w:id="0"/>
       <w:r>
         <w:rPr>
           <w:noProof/>
@@ -183,7 +181,14 @@
                 <w:sz w:val="24"/>
                 <w:szCs w:val="24"/>
               </w:rPr>
-              <w:t>TITLE       Intelligent Inventory Management System using Data-Driven Forecasting</w:t>
+              <w:t xml:space="preserve">TITLE       </w:t>
+            </w:r>
+            <w:r>
+              <w:rPr>
+                <w:rFonts w:ascii="Times New Roman" w:hAnsi="Times New Roman" w:cs="Times New Roman"/>
+                <w:color w:val="000000"/>
+              </w:rPr>
+              <w:t>Intelligent Inventory Management System using Data-Driven Forecasting</w:t>
             </w:r>
           </w:p>
         </w:tc>
@@ -366,6 +371,8 @@
               </w:rPr>
               <w:t>1RV23AI132</w:t>
             </w:r>
+            <w:bookmarkStart w:id="0" w:name="_GoBack"/>
+            <w:bookmarkEnd w:id="0"/>
           </w:p>
         </w:tc>
         <w:tc>
